--- a/docs/lista_louvores/Textos_Louvores/JESUS EM TUA PRESENÇA.docx
+++ b/docs/lista_louvores/Textos_Louvores/JESUS EM TUA PRESENÇA.docx
@@ -1,71 +1,117 @@
 
 <file path=word/document.xml><?xml version="1.0" encoding="utf-8"?>
-<w:document xmlns:wpc="http://schemas.microsoft.com/office/word/2010/wordprocessingCanvas" xmlns:cx="http://schemas.microsoft.com/office/drawing/2014/chartex" xmlns:cx1="http://schemas.microsoft.com/office/drawing/2015/9/8/chartex" xmlns:cx2="http://schemas.microsoft.com/office/drawing/2015/10/21/chartex" xmlns:cx3="http://schemas.microsoft.com/office/drawing/2016/5/9/chartex" xmlns:cx4="http://schemas.microsoft.com/office/drawing/2016/5/10/chartex" xmlns:cx5="http://schemas.microsoft.com/office/drawing/2016/5/11/chartex" xmlns:cx6="http://schemas.microsoft.com/office/drawing/2016/5/12/chartex" xmlns:cx7="http://schemas.microsoft.com/office/drawing/2016/5/13/chartex" xmlns:cx8="http://schemas.microsoft.com/office/drawing/2016/5/14/chartex" xmlns:mc="http://schemas.openxmlformats.org/markup-compatibility/2006" xmlns:aink="http://schemas.microsoft.com/office/drawing/2016/ink" xmlns:am3d="http://schemas.microsoft.com/office/drawing/2017/model3d" xmlns:o="urn:schemas-microsoft-com:office:office" xmlns:oel="http://schemas.microsoft.com/office/2019/extlst" xmlns:r="http://schemas.openxmlformats.org/officeDocument/2006/relationships" xmlns:m="http://schemas.openxmlformats.org/officeDocument/2006/math" xmlns:v="urn:schemas-microsoft-com:vml" xmlns:wp14="http://schemas.microsoft.com/office/word/2010/wordprocessingDrawing" xmlns:wp="http://schemas.openxmlformats.org/drawingml/2006/wordprocessingDrawing" xmlns:w10="urn:schemas-microsoft-com:office:word" xmlns:w="http://schemas.openxmlformats.org/wordprocessingml/2006/main" xmlns:w14="http://schemas.microsoft.com/office/word/2010/wordml" xmlns:w15="http://schemas.microsoft.com/office/word/2012/wordml" xmlns:w16cex="http://schemas.microsoft.com/office/word/2018/wordml/cex" xmlns:w16cid="http://schemas.microsoft.com/office/word/2016/wordml/cid" xmlns:w16="http://schemas.microsoft.com/office/word/2018/wordml" xmlns:w16du="http://schemas.microsoft.com/office/word/2023/wordml/word16du" xmlns:w16sdtdh="http://schemas.microsoft.com/office/word/2020/wordml/sdtdatahash" xmlns:w16se="http://schemas.microsoft.com/office/word/2015/wordml/symex" xmlns:wpg="http://schemas.microsoft.com/office/word/2010/wordprocessingGroup" xmlns:wpi="http://schemas.microsoft.com/office/word/2010/wordprocessingInk" xmlns:wne="http://schemas.microsoft.com/office/word/2006/wordml" xmlns:wps="http://schemas.microsoft.com/office/word/2010/wordprocessingShape" mc:Ignorable="w14 w15 w16se w16cid w16 w16cex w16sdtdh w16du wp14">
+<w:document xmlns:wpc="http://schemas.microsoft.com/office/word/2010/wordprocessingCanvas" xmlns:cx="http://schemas.microsoft.com/office/drawing/2014/chartex" xmlns:cx1="http://schemas.microsoft.com/office/drawing/2015/9/8/chartex" xmlns:cx2="http://schemas.microsoft.com/office/drawing/2015/10/21/chartex" xmlns:cx3="http://schemas.microsoft.com/office/drawing/2016/5/9/chartex" xmlns:cx4="http://schemas.microsoft.com/office/drawing/2016/5/10/chartex" xmlns:cx5="http://schemas.microsoft.com/office/drawing/2016/5/11/chartex" xmlns:cx6="http://schemas.microsoft.com/office/drawing/2016/5/12/chartex" xmlns:cx7="http://schemas.microsoft.com/office/drawing/2016/5/13/chartex" xmlns:cx8="http://schemas.microsoft.com/office/drawing/2016/5/14/chartex" xmlns:mc="http://schemas.openxmlformats.org/markup-compatibility/2006" xmlns:aink="http://schemas.microsoft.com/office/drawing/2016/ink" xmlns:am3d="http://schemas.microsoft.com/office/drawing/2017/model3d" xmlns:o="urn:schemas-microsoft-com:office:office" xmlns:oel="http://schemas.microsoft.com/office/2019/extlst" xmlns:r="http://schemas.openxmlformats.org/officeDocument/2006/relationships" xmlns:m="http://schemas.openxmlformats.org/officeDocument/2006/math" xmlns:v="urn:schemas-microsoft-com:vml" xmlns:wp14="http://schemas.microsoft.com/office/word/2010/wordprocessingDrawing" xmlns:wp="http://schemas.openxmlformats.org/drawingml/2006/wordprocessingDrawing" xmlns:w10="urn:schemas-microsoft-com:office:word" xmlns:w="http://schemas.openxmlformats.org/wordprocessingml/2006/main" xmlns:w14="http://schemas.microsoft.com/office/word/2010/wordml" xmlns:w15="http://schemas.microsoft.com/office/word/2012/wordml" xmlns:w16cex="http://schemas.microsoft.com/office/word/2018/wordml/cex" xmlns:w16cid="http://schemas.microsoft.com/office/word/2016/wordml/cid" xmlns:w16="http://schemas.microsoft.com/office/word/2018/wordml" xmlns:w16du="http://schemas.microsoft.com/office/word/2023/wordml/word16du" xmlns:w16sdtdh="http://schemas.microsoft.com/office/word/2020/wordml/sdtdatahash" xmlns:w16sdtfl="http://schemas.microsoft.com/office/word/2024/wordml/sdtformatlock" xmlns:w16se="http://schemas.microsoft.com/office/word/2015/wordml/symex" xmlns:wpg="http://schemas.microsoft.com/office/word/2010/wordprocessingGroup" xmlns:wpi="http://schemas.microsoft.com/office/word/2010/wordprocessingInk" xmlns:wne="http://schemas.microsoft.com/office/word/2006/wordml" xmlns:wps="http://schemas.microsoft.com/office/word/2010/wordprocessingShape" mc:Ignorable="w14 w15 w16se w16cid w16 w16cex w16sdtdh w16sdtfl w16du wp14">
   <w:body>
     <w:p>
       <w:pPr>
-        <w:pStyle w:val="SemEspaamento"/>
+        <w:pStyle w:val="Ttulo1"/>
       </w:pPr>
       <w:r>
         <w:t>JESUS EM TUA PRESENÇA</w:t>
       </w:r>
       <w:r>
         <w:t xml:space="preserve"> </w:t>
-      </w:r>
-    </w:p>
-    <w:p>
-      <w:r>
-        <w:t>Jesus, em Tua presença,</w:t>
-      </w:r>
-      <w:r>
-        <w:t xml:space="preserve"> </w:t>
-      </w:r>
-      <w:r>
-        <w:t>reunimo-nos aqui.</w:t>
-      </w:r>
-      <w:r>
-        <w:br/>
-        <w:t>Contemplamos Tua face</w:t>
-      </w:r>
-      <w:r>
-        <w:t xml:space="preserve"> </w:t>
-      </w:r>
-      <w:r>
-        <w:t>e rendemo-nos a Ti</w:t>
-      </w:r>
-    </w:p>
-    <w:p>
-      <w:r>
-        <w:t>Pois um dia a Tua morte</w:t>
-      </w:r>
-      <w:r>
-        <w:t xml:space="preserve"> </w:t>
-      </w:r>
-      <w:r>
-        <w:br/>
-        <w:t>trouxe vida a todos nós</w:t>
-      </w:r>
-    </w:p>
-    <w:p>
-      <w:r>
-        <w:t>E nos deu completo acesso</w:t>
-      </w:r>
-      <w:r>
-        <w:t xml:space="preserve"> </w:t>
-      </w:r>
-      <w:r>
-        <w:t>ao coração do Pai.</w:t>
       </w:r>
     </w:p>
     <w:p>
       <w:pPr>
         <w:rPr>
+          <w:rFonts w:ascii="Times New Roman" w:hAnsi="Times New Roman"/>
+        </w:rPr>
+      </w:pPr>
+      <w:r>
+        <w:rPr>
+          <w:rFonts w:ascii="Times New Roman" w:hAnsi="Times New Roman"/>
+        </w:rPr>
+        <w:t xml:space="preserve">Jesus, em Tua presença, </w:t>
+      </w:r>
+      <w:r>
+        <w:rPr>
+          <w:rFonts w:ascii="Times New Roman" w:hAnsi="Times New Roman"/>
+        </w:rPr>
+        <w:br/>
+      </w:r>
+      <w:r>
+        <w:rPr>
+          <w:rFonts w:ascii="Times New Roman" w:hAnsi="Times New Roman"/>
+        </w:rPr>
+        <w:t>reunimo-nos aqui.</w:t>
+      </w:r>
+      <w:r>
+        <w:rPr>
+          <w:rFonts w:ascii="Times New Roman" w:hAnsi="Times New Roman"/>
+        </w:rPr>
+        <w:br/>
+        <w:t xml:space="preserve">Contemplamos Tua face </w:t>
+      </w:r>
+      <w:r>
+        <w:rPr>
+          <w:rFonts w:ascii="Times New Roman" w:hAnsi="Times New Roman"/>
+        </w:rPr>
+        <w:br/>
+      </w:r>
+      <w:r>
+        <w:rPr>
+          <w:rFonts w:ascii="Times New Roman" w:hAnsi="Times New Roman"/>
+        </w:rPr>
+        <w:t>e rendemo-nos a Ti</w:t>
+      </w:r>
+    </w:p>
+    <w:p>
+      <w:pPr>
+        <w:rPr>
+          <w:rFonts w:ascii="Times New Roman" w:hAnsi="Times New Roman"/>
+        </w:rPr>
+      </w:pPr>
+      <w:r>
+        <w:rPr>
+          <w:rFonts w:ascii="Times New Roman" w:hAnsi="Times New Roman"/>
+        </w:rPr>
+        <w:t xml:space="preserve">Pois um dia a Tua morte </w:t>
+      </w:r>
+      <w:r>
+        <w:rPr>
+          <w:rFonts w:ascii="Times New Roman" w:hAnsi="Times New Roman"/>
+        </w:rPr>
+        <w:br/>
+        <w:t>trouxe vida a todos nós</w:t>
+      </w:r>
+      <w:r>
+        <w:rPr>
+          <w:rFonts w:ascii="Times New Roman" w:hAnsi="Times New Roman"/>
+        </w:rPr>
+        <w:br/>
+      </w:r>
+      <w:r>
+        <w:rPr>
+          <w:rFonts w:ascii="Times New Roman" w:hAnsi="Times New Roman"/>
+        </w:rPr>
+        <w:t xml:space="preserve">E nos deu completo acesso </w:t>
+      </w:r>
+      <w:r>
+        <w:rPr>
+          <w:rFonts w:ascii="Times New Roman" w:hAnsi="Times New Roman"/>
+        </w:rPr>
+        <w:br/>
+      </w:r>
+      <w:r>
+        <w:rPr>
+          <w:rFonts w:ascii="Times New Roman" w:hAnsi="Times New Roman"/>
+        </w:rPr>
+        <w:t>ao coração do Pai.</w:t>
+      </w:r>
+    </w:p>
+    <w:p>
+      <w:pPr>
+        <w:rPr>
+          <w:rFonts w:ascii="Times New Roman" w:hAnsi="Times New Roman"/>
           <w:b/>
           <w:bCs/>
         </w:rPr>
       </w:pPr>
       <w:r>
         <w:rPr>
+          <w:rFonts w:ascii="Times New Roman" w:hAnsi="Times New Roman"/>
           <w:b/>
           <w:bCs/>
         </w:rPr>
@@ -73,95 +119,186 @@
       </w:r>
     </w:p>
     <w:p>
-      <w:r>
+      <w:pPr>
+        <w:rPr>
+          <w:rFonts w:ascii="Times New Roman" w:hAnsi="Times New Roman"/>
+        </w:rPr>
+      </w:pPr>
+      <w:r>
+        <w:rPr>
+          <w:rFonts w:ascii="Times New Roman" w:hAnsi="Times New Roman"/>
+        </w:rPr>
         <w:t>O véu que separava,</w:t>
       </w:r>
       <w:r>
+        <w:rPr>
+          <w:rFonts w:ascii="Times New Roman" w:hAnsi="Times New Roman"/>
+        </w:rPr>
         <w:br/>
         <w:t>já não separa mais;</w:t>
+      </w:r>
+      <w:r>
+        <w:rPr>
+          <w:rFonts w:ascii="Times New Roman" w:hAnsi="Times New Roman"/>
+        </w:rPr>
+        <w:br/>
+      </w:r>
+      <w:r>
+        <w:rPr>
+          <w:rFonts w:ascii="Times New Roman" w:hAnsi="Times New Roman"/>
+        </w:rPr>
+        <w:t>A luz, que outrora apagada,</w:t>
+      </w:r>
+      <w:r>
+        <w:rPr>
+          <w:rFonts w:ascii="Times New Roman" w:hAnsi="Times New Roman"/>
+        </w:rPr>
+        <w:br/>
+        <w:t>agora brilha e cada dia brilha mais!</w:t>
       </w:r>
     </w:p>
     <w:p>
-      <w:r>
-        <w:t>A luz, que outrora apagada,</w:t>
-      </w:r>
-      <w:r>
-        <w:br/>
-        <w:t>agora brilha</w:t>
-      </w:r>
-      <w:r>
-        <w:t xml:space="preserve"> </w:t>
-      </w:r>
-      <w:r>
-        <w:t>e cada dia brilha mais!</w:t>
+      <w:pPr>
+        <w:rPr>
+          <w:rFonts w:ascii="Times New Roman" w:hAnsi="Times New Roman"/>
+        </w:rPr>
+      </w:pPr>
+      <w:r>
+        <w:rPr>
+          <w:rFonts w:ascii="Times New Roman" w:hAnsi="Times New Roman"/>
+        </w:rPr>
+        <w:t xml:space="preserve">Só </w:t>
+      </w:r>
+      <w:proofErr w:type="gramStart"/>
+      <w:r>
+        <w:rPr>
+          <w:rFonts w:ascii="Times New Roman" w:hAnsi="Times New Roman"/>
+        </w:rPr>
+        <w:t>pra</w:t>
+      </w:r>
+      <w:proofErr w:type="gramEnd"/>
+      <w:r>
+        <w:rPr>
+          <w:rFonts w:ascii="Times New Roman" w:hAnsi="Times New Roman"/>
+        </w:rPr>
+        <w:t xml:space="preserve"> Te adorar</w:t>
+      </w:r>
+      <w:r>
+        <w:rPr>
+          <w:rFonts w:ascii="Times New Roman" w:hAnsi="Times New Roman"/>
+        </w:rPr>
+        <w:br/>
+        <w:t>e fazer Teu nome grande</w:t>
+      </w:r>
+      <w:r>
+        <w:rPr>
+          <w:rFonts w:ascii="Times New Roman" w:hAnsi="Times New Roman"/>
+        </w:rPr>
+        <w:br/>
+      </w:r>
+      <w:r>
+        <w:rPr>
+          <w:rFonts w:ascii="Times New Roman" w:hAnsi="Times New Roman"/>
+        </w:rPr>
+        <w:t xml:space="preserve">E Te dar o louvor que </w:t>
+      </w:r>
+      <w:r>
+        <w:rPr>
+          <w:rFonts w:ascii="Times New Roman" w:hAnsi="Times New Roman"/>
+        </w:rPr>
+        <w:br/>
+        <w:t>é devido, estamos nós aqui!</w:t>
       </w:r>
     </w:p>
     <w:p>
-      <w:r>
-        <w:t>Só pra Te adorar</w:t>
-      </w:r>
-      <w:r>
-        <w:br/>
-        <w:t>e fazer Teu nome grande</w:t>
+      <w:pPr>
+        <w:rPr>
+          <w:rFonts w:ascii="Times New Roman" w:hAnsi="Times New Roman"/>
+        </w:rPr>
+      </w:pPr>
+      <w:r>
+        <w:rPr>
+          <w:rFonts w:ascii="Times New Roman" w:hAnsi="Times New Roman"/>
+        </w:rPr>
+        <w:t>O véu que separava,</w:t>
+      </w:r>
+      <w:r>
+        <w:rPr>
+          <w:rFonts w:ascii="Times New Roman" w:hAnsi="Times New Roman"/>
+        </w:rPr>
+        <w:br/>
+        <w:t>já não separa mais;</w:t>
+      </w:r>
+      <w:r>
+        <w:rPr>
+          <w:rFonts w:ascii="Times New Roman" w:hAnsi="Times New Roman"/>
+        </w:rPr>
+        <w:br/>
+      </w:r>
+      <w:r>
+        <w:rPr>
+          <w:rFonts w:ascii="Times New Roman" w:hAnsi="Times New Roman"/>
+        </w:rPr>
+        <w:t>A luz, que outrora apagada,</w:t>
+      </w:r>
+      <w:r>
+        <w:rPr>
+          <w:rFonts w:ascii="Times New Roman" w:hAnsi="Times New Roman"/>
+        </w:rPr>
+        <w:br/>
+        <w:t>agora brilha e cada dia brilha mais!</w:t>
       </w:r>
     </w:p>
     <w:p>
-      <w:r>
+      <w:pPr>
+        <w:rPr>
+          <w:rFonts w:ascii="Times New Roman" w:hAnsi="Times New Roman"/>
+        </w:rPr>
+      </w:pPr>
+      <w:r>
+        <w:rPr>
+          <w:rFonts w:ascii="Times New Roman" w:hAnsi="Times New Roman"/>
+        </w:rPr>
+        <w:t>Só pra Te adorar</w:t>
+      </w:r>
+      <w:r>
+        <w:rPr>
+          <w:rFonts w:ascii="Times New Roman" w:hAnsi="Times New Roman"/>
+        </w:rPr>
+        <w:br/>
+        <w:t>e fazer Teu nome grande</w:t>
+      </w:r>
+      <w:r>
+        <w:rPr>
+          <w:rFonts w:ascii="Times New Roman" w:hAnsi="Times New Roman"/>
+        </w:rPr>
+        <w:br/>
+      </w:r>
+      <w:r>
+        <w:rPr>
+          <w:rFonts w:ascii="Times New Roman" w:hAnsi="Times New Roman"/>
+        </w:rPr>
         <w:t xml:space="preserve">E Te dar o louvor que </w:t>
       </w:r>
       <w:r>
+        <w:rPr>
+          <w:rFonts w:ascii="Times New Roman" w:hAnsi="Times New Roman"/>
+        </w:rPr>
         <w:br/>
         <w:t>é devido, estamos nós aqui!</w:t>
       </w:r>
     </w:p>
     <w:p>
-      <w:r>
-        <w:t>O véu que separava,</w:t>
-      </w:r>
-      <w:r>
-        <w:br/>
-        <w:t>já não separa mais;</w:t>
-      </w:r>
-    </w:p>
-    <w:p>
-      <w:r>
-        <w:t>A luz, que outrora apagada,</w:t>
-      </w:r>
-      <w:r>
-        <w:br/>
-        <w:t>agora brilha</w:t>
-      </w:r>
-      <w:r>
-        <w:t xml:space="preserve"> </w:t>
-      </w:r>
-      <w:r>
-        <w:t>e cada dia brilha mais!</w:t>
-      </w:r>
-    </w:p>
-    <w:p>
-      <w:r>
-        <w:t>Só pra Te adorar</w:t>
-      </w:r>
-      <w:r>
-        <w:br/>
-        <w:t>e fazer Teu nome grande</w:t>
-      </w:r>
-    </w:p>
-    <w:p>
-      <w:r>
-        <w:t xml:space="preserve">E Te dar o louvor que </w:t>
-      </w:r>
-      <w:r>
-        <w:br/>
-        <w:t>é devido, estamos nós aqui!</w:t>
-      </w:r>
-    </w:p>
-    <w:p>
-      <w:r>
-        <w:t>E</w:t>
-      </w:r>
-      <w:r>
-        <w:t>stamos nós aqui!</w:t>
+      <w:pPr>
+        <w:rPr>
+          <w:rFonts w:ascii="Times New Roman" w:hAnsi="Times New Roman"/>
+        </w:rPr>
+      </w:pPr>
+      <w:r>
+        <w:rPr>
+          <w:rFonts w:ascii="Times New Roman" w:hAnsi="Times New Roman"/>
+        </w:rPr>
+        <w:t>Estamos nós aqui!</w:t>
       </w:r>
     </w:p>
     <w:sectPr>
@@ -175,7 +312,7 @@
 </file>
 
 <file path=word/styles.xml><?xml version="1.0" encoding="utf-8"?>
-<w:styles xmlns:mc="http://schemas.openxmlformats.org/markup-compatibility/2006" xmlns:r="http://schemas.openxmlformats.org/officeDocument/2006/relationships" xmlns:w="http://schemas.openxmlformats.org/wordprocessingml/2006/main" xmlns:w14="http://schemas.microsoft.com/office/word/2010/wordml" xmlns:w15="http://schemas.microsoft.com/office/word/2012/wordml" xmlns:w16cex="http://schemas.microsoft.com/office/word/2018/wordml/cex" xmlns:w16cid="http://schemas.microsoft.com/office/word/2016/wordml/cid" xmlns:w16="http://schemas.microsoft.com/office/word/2018/wordml" xmlns:w16du="http://schemas.microsoft.com/office/word/2023/wordml/word16du" xmlns:w16sdtdh="http://schemas.microsoft.com/office/word/2020/wordml/sdtdatahash" xmlns:w16se="http://schemas.microsoft.com/office/word/2015/wordml/symex" mc:Ignorable="w14 w15 w16se w16cid w16 w16cex w16sdtdh w16du">
+<w:styles xmlns:mc="http://schemas.openxmlformats.org/markup-compatibility/2006" xmlns:r="http://schemas.openxmlformats.org/officeDocument/2006/relationships" xmlns:w="http://schemas.openxmlformats.org/wordprocessingml/2006/main" xmlns:w14="http://schemas.microsoft.com/office/word/2010/wordml" xmlns:w15="http://schemas.microsoft.com/office/word/2012/wordml" xmlns:w16cex="http://schemas.microsoft.com/office/word/2018/wordml/cex" xmlns:w16cid="http://schemas.microsoft.com/office/word/2016/wordml/cid" xmlns:w16="http://schemas.microsoft.com/office/word/2018/wordml" xmlns:w16du="http://schemas.microsoft.com/office/word/2023/wordml/word16du" xmlns:w16sdtdh="http://schemas.microsoft.com/office/word/2020/wordml/sdtdatahash" xmlns:w16sdtfl="http://schemas.microsoft.com/office/word/2024/wordml/sdtformatlock" xmlns:w16se="http://schemas.microsoft.com/office/word/2015/wordml/symex" mc:Ignorable="w14 w15 w16se w16cid w16 w16cex w16sdtdh w16sdtfl w16du">
   <w:docDefaults>
     <w:rPrDefault>
       <w:rPr>
